--- a/branded_docs/source/Visionblox_SEWPVI_PartnerProfile_v1.0_2026-08_ORIGINAL.docx
+++ b/branded_docs/source/Visionblox_SEWPVI_PartnerProfile_v1.0_2026-08_ORIGINAL.docx
@@ -1541,7 +1541,7 @@
                 <w:sz w:val="16"/>
                 <w:szCs w:val="16"/>
               </w:rPr>
-              <w:t xml:space="preserve">Antony Jayaraj — Director, Data Engineering</w:t>
+              <w:t xml:space="preserve">Technical Director — Data Engineering &amp; AI/ML</w:t>
             </w:r>
           </w:p>
         </w:tc>
@@ -1603,7 +1603,7 @@
                 <w:sz w:val="16"/>
                 <w:szCs w:val="16"/>
               </w:rPr>
-              <w:t xml:space="preserve">Akil R. Chellam — CEO &amp; Principal Architect (AWS-SAA, PMP) | akil.chellam@visionblox.com | 925-481-4595</w:t>
+              <w:t xml:space="preserve">CEO &amp; Principal Architect — AWS-SAA, PMP | 925-481-4595</w:t>
             </w:r>
           </w:p>
         </w:tc>
